--- a/2025机器人队报名表.docx
+++ b/2025机器人队报名表.docx
@@ -981,7 +981,20 @@
                 <w:szCs w:val="22"/>
                 <w:lang w:val="en-US" w:eastAsia="zh-CN"/>
               </w:rPr>
-              <w:t>熟练使用git库，熟练使用cmake编译构建项目</w:t>
+              <w:t>熟练使用git库</w:t>
+            </w:r>
+            <w:bookmarkStart w:id="1" w:name="_GoBack"/>
+            <w:bookmarkEnd w:id="1"/>
+            <w:r>
+              <w:rPr>
+                <w:rFonts w:hint="eastAsia" w:ascii="宋体" w:hAnsi="宋体"/>
+                <w:b/>
+                <w:kern w:val="0"/>
+                <w:sz w:val="22"/>
+                <w:szCs w:val="22"/>
+                <w:lang w:val="en-US" w:eastAsia="zh-CN"/>
+              </w:rPr>
+              <w:t>，cmake编译构建项目</w:t>
             </w:r>
           </w:p>
           <w:p>
@@ -1053,7 +1066,31 @@
                 <w:szCs w:val="22"/>
                 <w:lang w:val="en-US" w:eastAsia="zh-CN"/>
               </w:rPr>
-              <w:t>ROS学习进程：创建简单节点网络，C++实现简单的机器人运动控制</w:t>
+              <w:t>ROS能够创建节点话题网络，发布地图，获取相机图像等</w:t>
+            </w:r>
+          </w:p>
+          <w:p>
+            <w:pPr>
+              <w:jc w:val="center"/>
+              <w:rPr>
+                <w:rFonts w:hint="default" w:ascii="宋体" w:hAnsi="宋体"/>
+                <w:b/>
+                <w:kern w:val="0"/>
+                <w:sz w:val="22"/>
+                <w:szCs w:val="22"/>
+                <w:lang w:val="en-US" w:eastAsia="zh-CN"/>
+              </w:rPr>
+            </w:pPr>
+            <w:r>
+              <w:rPr>
+                <w:rFonts w:hint="eastAsia" w:ascii="宋体" w:hAnsi="宋体"/>
+                <w:b/>
+                <w:kern w:val="0"/>
+                <w:sz w:val="22"/>
+                <w:szCs w:val="22"/>
+                <w:lang w:val="en-US" w:eastAsia="zh-CN"/>
+              </w:rPr>
+              <w:t>ROS 2使用python实现节点通讯等</w:t>
             </w:r>
           </w:p>
           <w:p>
@@ -1160,6 +1197,7 @@
           <w:p>
             <w:pPr>
               <w:numPr>
+                <w:ilvl w:val="0"/>
                 <w:numId w:val="0"/>
               </w:numPr>
               <w:tabs>
@@ -1190,6 +1228,7 @@
           <w:p>
             <w:pPr>
               <w:numPr>
+                <w:ilvl w:val="0"/>
                 <w:numId w:val="0"/>
               </w:numPr>
               <w:tabs>
@@ -1216,12 +1255,11 @@
               </w:rPr>
               <w:t>思维灵活乐于创新和实践</w:t>
             </w:r>
-            <w:bookmarkStart w:id="1" w:name="_GoBack"/>
-            <w:bookmarkEnd w:id="1"/>
           </w:p>
           <w:p>
             <w:pPr>
               <w:numPr>
+                <w:ilvl w:val="0"/>
                 <w:numId w:val="0"/>
               </w:numPr>
               <w:tabs>
@@ -1252,6 +1290,7 @@
           <w:p>
             <w:pPr>
               <w:numPr>
+                <w:ilvl w:val="0"/>
                 <w:numId w:val="0"/>
               </w:numPr>
               <w:tabs>
@@ -2064,7 +2103,7 @@
     <w:lsdException w:qFormat="1" w:unhideWhenUsed="0" w:uiPriority="0" w:semiHidden="0" w:name="Title"/>
     <w:lsdException w:unhideWhenUsed="0" w:uiPriority="0" w:semiHidden="0" w:name="Closing"/>
     <w:lsdException w:unhideWhenUsed="0" w:uiPriority="0" w:semiHidden="0" w:name="Signature"/>
-    <w:lsdException w:uiPriority="1" w:name="Default Paragraph Font"/>
+    <w:lsdException w:qFormat="1" w:uiPriority="1" w:name="Default Paragraph Font"/>
     <w:lsdException w:unhideWhenUsed="0" w:uiPriority="0" w:semiHidden="0" w:name="Body Text"/>
     <w:lsdException w:unhideWhenUsed="0" w:uiPriority="0" w:semiHidden="0" w:name="Body Text Indent"/>
     <w:lsdException w:unhideWhenUsed="0" w:uiPriority="0" w:semiHidden="0" w:name="List Continue"/>
@@ -2102,7 +2141,7 @@
     <w:lsdException w:unhideWhenUsed="0" w:uiPriority="0" w:semiHidden="0" w:name="HTML Sample"/>
     <w:lsdException w:unhideWhenUsed="0" w:uiPriority="0" w:semiHidden="0" w:name="HTML Typewriter"/>
     <w:lsdException w:uiPriority="0" w:name="HTML Variable"/>
-    <w:lsdException w:uiPriority="99" w:name="Normal Table"/>
+    <w:lsdException w:qFormat="1" w:uiPriority="99" w:name="Normal Table"/>
     <w:lsdException w:unhideWhenUsed="0" w:uiPriority="0" w:semiHidden="0" w:name="annotation subject"/>
     <w:lsdException w:uiPriority="0" w:name="Table Simple 1"/>
     <w:lsdException w:uiPriority="0" w:name="Table Simple 2"/>
@@ -2287,12 +2326,14 @@
     <w:name w:val="Default Paragraph Font"/>
     <w:semiHidden/>
     <w:unhideWhenUsed/>
+    <w:qFormat/>
     <w:uiPriority w:val="1"/>
   </w:style>
   <w:style w:type="table" w:default="1" w:styleId="6">
     <w:name w:val="Normal Table"/>
     <w:semiHidden/>
     <w:unhideWhenUsed/>
+    <w:qFormat/>
     <w:uiPriority w:val="99"/>
     <w:tblPr>
       <w:tblCellMar>

--- a/2025机器人队报名表.docx
+++ b/2025机器人队报名表.docx
@@ -679,7 +679,7 @@
                 <w:szCs w:val="22"/>
                 <w:lang w:val="en-US" w:eastAsia="zh-CN"/>
               </w:rPr>
-              <w:t>约17%（排名没出来）</w:t>
+              <w:t>14.75 %</w:t>
             </w:r>
           </w:p>
         </w:tc>
@@ -981,7 +981,79 @@
                 <w:szCs w:val="22"/>
                 <w:lang w:val="en-US" w:eastAsia="zh-CN"/>
               </w:rPr>
-              <w:t>熟练使用git库</w:t>
+              <w:t>熟练使用git库，cmake编译构建项目</w:t>
+            </w:r>
+          </w:p>
+          <w:p>
+            <w:pPr>
+              <w:jc w:val="center"/>
+              <w:rPr>
+                <w:rFonts w:hint="eastAsia" w:ascii="宋体" w:hAnsi="宋体"/>
+                <w:b/>
+                <w:kern w:val="0"/>
+                <w:sz w:val="22"/>
+                <w:szCs w:val="22"/>
+                <w:lang w:val="en-US" w:eastAsia="zh-CN"/>
+              </w:rPr>
+            </w:pPr>
+            <w:r>
+              <w:rPr>
+                <w:rFonts w:hint="eastAsia" w:ascii="宋体" w:hAnsi="宋体"/>
+                <w:b/>
+                <w:kern w:val="0"/>
+                <w:sz w:val="22"/>
+                <w:szCs w:val="22"/>
+                <w:lang w:val="en-US" w:eastAsia="zh-CN"/>
+              </w:rPr>
+              <w:t>掌握opencv对图像基本的操作</w:t>
+            </w:r>
+          </w:p>
+          <w:p>
+            <w:pPr>
+              <w:jc w:val="center"/>
+              <w:rPr>
+                <w:rFonts w:hint="default" w:ascii="宋体" w:hAnsi="宋体"/>
+                <w:b/>
+                <w:kern w:val="0"/>
+                <w:sz w:val="22"/>
+                <w:szCs w:val="22"/>
+                <w:lang w:val="en-US" w:eastAsia="zh-CN"/>
+              </w:rPr>
+            </w:pPr>
+            <w:r>
+              <w:rPr>
+                <w:rFonts w:hint="eastAsia" w:ascii="宋体" w:hAnsi="宋体"/>
+                <w:b/>
+                <w:kern w:val="0"/>
+                <w:sz w:val="22"/>
+                <w:szCs w:val="22"/>
+                <w:lang w:val="en-US" w:eastAsia="zh-CN"/>
+              </w:rPr>
+              <w:t>Miniconda搭建深度学习环境训练人工智能模型</w:t>
+            </w:r>
+          </w:p>
+          <w:p>
+            <w:pPr>
+              <w:jc w:val="center"/>
+              <w:rPr>
+                <w:rFonts w:hint="eastAsia" w:ascii="宋体" w:hAnsi="宋体"/>
+                <w:b/>
+                <w:kern w:val="0"/>
+                <w:sz w:val="22"/>
+                <w:szCs w:val="22"/>
+                <w:lang w:val="en-US" w:eastAsia="zh-CN"/>
+              </w:rPr>
+            </w:pPr>
+            <w:r>
+              <w:rPr>
+                <w:rFonts w:hint="eastAsia" w:ascii="宋体" w:hAnsi="宋体"/>
+                <w:b/>
+                <w:kern w:val="0"/>
+                <w:sz w:val="22"/>
+                <w:szCs w:val="22"/>
+                <w:lang w:val="en-US" w:eastAsia="zh-CN"/>
+              </w:rPr>
+              <w:t>ROS能够创建节点话题网络，发布地图，获取处理</w:t>
             </w:r>
             <w:bookmarkStart w:id="1" w:name="_GoBack"/>
             <w:bookmarkEnd w:id="1"/>
@@ -994,79 +1066,7 @@
                 <w:szCs w:val="22"/>
                 <w:lang w:val="en-US" w:eastAsia="zh-CN"/>
               </w:rPr>
-              <w:t>，cmake编译构建项目</w:t>
-            </w:r>
-          </w:p>
-          <w:p>
-            <w:pPr>
-              <w:jc w:val="center"/>
-              <w:rPr>
-                <w:rFonts w:hint="eastAsia" w:ascii="宋体" w:hAnsi="宋体"/>
-                <w:b/>
-                <w:kern w:val="0"/>
-                <w:sz w:val="22"/>
-                <w:szCs w:val="22"/>
-                <w:lang w:val="en-US" w:eastAsia="zh-CN"/>
-              </w:rPr>
-            </w:pPr>
-            <w:r>
-              <w:rPr>
-                <w:rFonts w:hint="eastAsia" w:ascii="宋体" w:hAnsi="宋体"/>
-                <w:b/>
-                <w:kern w:val="0"/>
-                <w:sz w:val="22"/>
-                <w:szCs w:val="22"/>
-                <w:lang w:val="en-US" w:eastAsia="zh-CN"/>
-              </w:rPr>
-              <w:t>掌握opencv对图像基本的操作</w:t>
-            </w:r>
-          </w:p>
-          <w:p>
-            <w:pPr>
-              <w:jc w:val="center"/>
-              <w:rPr>
-                <w:rFonts w:hint="default" w:ascii="宋体" w:hAnsi="宋体"/>
-                <w:b/>
-                <w:kern w:val="0"/>
-                <w:sz w:val="22"/>
-                <w:szCs w:val="22"/>
-                <w:lang w:val="en-US" w:eastAsia="zh-CN"/>
-              </w:rPr>
-            </w:pPr>
-            <w:r>
-              <w:rPr>
-                <w:rFonts w:hint="eastAsia" w:ascii="宋体" w:hAnsi="宋体"/>
-                <w:b/>
-                <w:kern w:val="0"/>
-                <w:sz w:val="22"/>
-                <w:szCs w:val="22"/>
-                <w:lang w:val="en-US" w:eastAsia="zh-CN"/>
-              </w:rPr>
-              <w:t>Miniconda搭建深度学习环境训练人工智能模型</w:t>
-            </w:r>
-          </w:p>
-          <w:p>
-            <w:pPr>
-              <w:jc w:val="center"/>
-              <w:rPr>
-                <w:rFonts w:hint="eastAsia" w:ascii="宋体" w:hAnsi="宋体"/>
-                <w:b/>
-                <w:kern w:val="0"/>
-                <w:sz w:val="22"/>
-                <w:szCs w:val="22"/>
-                <w:lang w:val="en-US" w:eastAsia="zh-CN"/>
-              </w:rPr>
-            </w:pPr>
-            <w:r>
-              <w:rPr>
-                <w:rFonts w:hint="eastAsia" w:ascii="宋体" w:hAnsi="宋体"/>
-                <w:b/>
-                <w:kern w:val="0"/>
-                <w:sz w:val="22"/>
-                <w:szCs w:val="22"/>
-                <w:lang w:val="en-US" w:eastAsia="zh-CN"/>
-              </w:rPr>
-              <w:t>ROS能够创建节点话题网络，发布地图，获取相机图像等</w:t>
+              <w:t>相机图像等</w:t>
             </w:r>
           </w:p>
           <w:p>
